--- a/project/source_documents/lot_01/autorisation_domiciliation_transforme.docx
+++ b/project/source_documents/lot_01/autorisation_domiciliation_transforme.docx
@@ -266,7 +266,7 @@
           <w:szCs w:val="20"/>
           <w:rtl w:val="0"/>
         </w:rPr>
-        <w:t xml:space="preserve"> € en cours de formation, dans les locaux situés</w:t>
+        <w:t xml:space="preserve"> € en cours de formation, dans les locaux du cabinet au [num_voie_siege] [voie_siege], [cp_siege] [ville_siege]</w:t>
       </w:r>
       <w:r>
         <w:rPr>
@@ -276,7 +276,6 @@
           <w:szCs w:val="20"/>
           <w:rtl w:val="0"/>
         </w:rPr>
-        <w:t xml:space="preserve"> </w:t>
       </w:r>
       <w:sdt>
         <w:sdtPr>
@@ -326,7 +325,6 @@
           <w:szCs w:val="20"/>
           <w:rtl w:val="0"/>
         </w:rPr>
-        <w:t xml:space="preserve"> [</w:t>
       </w:r>
       <w:r>
         <w:rPr>
@@ -336,7 +334,6 @@
           <w:szCs w:val="20"/>
           <w:rtl w:val="0"/>
         </w:rPr>
-        <w:t xml:space="preserve">ville_siege</w:t>
       </w:r>
       <w:r>
         <w:rPr>
@@ -346,7 +343,6 @@
           <w:szCs w:val="20"/>
           <w:rtl w:val="0"/>
         </w:rPr>
-        <w:t xml:space="preserve">] [cp_siege] [ville_siege]</w:t>
       </w:r>
       <w:r>
         <w:rPr>

--- a/project/source_documents/lot_01/autorisation_domiciliation_transforme.docx
+++ b/project/source_documents/lot_01/autorisation_domiciliation_transforme.docx
@@ -351,7 +351,7 @@
           <w:szCs w:val="20"/>
           <w:rtl w:val="0"/>
         </w:rPr>
-        <w:t xml:space="preserve">, pour une durée indéterminée.</w:t>
+        <w:t>, pour 99 ans.</w:t>
       </w:r>
     </w:p>
     <w:p>

--- a/project/source_documents/lot_01/autorisation_domiciliation_transforme.docx
+++ b/project/source_documents/lot_01/autorisation_domiciliation_transforme.docx
@@ -351,7 +351,7 @@
           <w:szCs w:val="20"/>
           <w:rtl w:val="0"/>
         </w:rPr>
-        <w:t>, pour 99 ans.</w:t>
+        <w:t xml:space="preserve">, pour une durée indéterminée.</w:t>
       </w:r>
     </w:p>
     <w:p>

--- a/project/source_documents/lot_01/autorisation_domiciliation_transforme.docx
+++ b/project/source_documents/lot_01/autorisation_domiciliation_transforme.docx
@@ -6,11 +6,11 @@
       <w:pPr>
         <w:jc w:val="center"/>
         <w:rPr>
-          <w:rFonts w:ascii="Roboto" w:cs="Roboto" w:eastAsia="Roboto" w:hAnsi="Roboto"/>
+          <w:rFonts w:ascii="Arial" w:cs="Arial" w:eastAsia="Arial" w:hAnsi="Arial"/>
           <w:b w:val="1"/>
           <w:bCs w:val="1"/>
-          <w:sz w:val="20"/>
-          <w:szCs w:val="20"/>
+          <w:sz w:val="22"/>
+          <w:szCs w:val="22"/>
         </w:rPr>
       </w:pPr>
       <w:r>
@@ -55,11 +55,11 @@
             <w:pPr>
               <w:jc w:val="center"/>
               <w:rPr>
-                <w:rFonts w:ascii="Roboto" w:cs="Roboto" w:eastAsia="Roboto" w:hAnsi="Roboto"/>
+                <w:rFonts w:ascii="Arial" w:cs="Arial" w:eastAsia="Arial" w:hAnsi="Arial"/>
                 <w:b w:val="1"/>
                 <w:bCs w:val="1"/>
-                <w:sz w:val="20"/>
-                <w:szCs w:val="20"/>
+                <w:sz w:val="22"/>
+                <w:szCs w:val="22"/>
               </w:rPr>
             </w:pPr>
             <w:r>
@@ -72,16 +72,20 @@
             <w:pPr>
               <w:jc w:val="center"/>
               <w:rPr>
-                <w:rFonts w:ascii="Roboto" w:cs="Roboto" w:eastAsia="Roboto" w:hAnsi="Roboto"/>
+                <w:rFonts w:ascii="Arial" w:cs="Arial" w:eastAsia="Arial" w:hAnsi="Arial"/>
                 <w:b w:val="1"/>
                 <w:bCs w:val="1"/>
+                <w:sz w:val="22"/>
+                <w:szCs w:val="22"/>
               </w:rPr>
             </w:pPr>
             <w:r>
               <w:rPr>
-                <w:rFonts w:ascii="Roboto" w:cs="Roboto" w:eastAsia="Roboto" w:hAnsi="Roboto"/>
+                <w:rFonts w:ascii="Arial" w:cs="Arial" w:eastAsia="Arial" w:hAnsi="Arial"/>
                 <w:b w:val="1"/>
                 <w:bCs w:val="1"/>
+                <w:sz w:val="22"/>
+                <w:szCs w:val="22"/>
                 <w:rtl w:val="0"/>
               </w:rPr>
               <w:t xml:space="preserve">AUTORISATION DE DOMICILIATION</w:t>
@@ -91,11 +95,11 @@
             <w:pPr>
               <w:jc w:val="center"/>
               <w:rPr>
-                <w:rFonts w:ascii="Roboto" w:cs="Roboto" w:eastAsia="Roboto" w:hAnsi="Roboto"/>
+                <w:rFonts w:ascii="Arial" w:cs="Arial" w:eastAsia="Arial" w:hAnsi="Arial"/>
                 <w:b w:val="1"/>
                 <w:bCs w:val="1"/>
-                <w:sz w:val="20"/>
-                <w:szCs w:val="20"/>
+                <w:sz w:val="22"/>
+                <w:szCs w:val="22"/>
               </w:rPr>
             </w:pPr>
             <w:r>
@@ -110,53 +114,53 @@
     <w:p>
       <w:pPr>
         <w:rPr>
-          <w:rFonts w:ascii="Roboto" w:cs="Roboto" w:eastAsia="Roboto" w:hAnsi="Roboto"/>
+          <w:rFonts w:ascii="Arial" w:cs="Arial" w:eastAsia="Arial" w:hAnsi="Arial"/>
           <w:b w:val="1"/>
           <w:bCs w:val="1"/>
-          <w:sz w:val="20"/>
-          <w:szCs w:val="20"/>
-        </w:rPr>
-      </w:pPr>
-      <w:r>
-        <w:rPr>
-          <w:rtl w:val="0"/>
-        </w:rPr>
-      </w:r>
-    </w:p>
-    <w:p>
-      <w:pPr>
-        <w:rPr>
-          <w:rFonts w:ascii="Roboto" w:cs="Roboto" w:eastAsia="Roboto" w:hAnsi="Roboto"/>
-          <w:sz w:val="20"/>
-          <w:szCs w:val="20"/>
-        </w:rPr>
-      </w:pPr>
-      <w:r>
-        <w:rPr>
-          <w:rtl w:val="0"/>
-        </w:rPr>
-      </w:r>
-    </w:p>
-    <w:p>
-      <w:pPr>
-        <w:rPr>
-          <w:rFonts w:ascii="Roboto" w:cs="Roboto" w:eastAsia="Roboto" w:hAnsi="Roboto"/>
-          <w:sz w:val="20"/>
-          <w:szCs w:val="20"/>
-        </w:rPr>
-      </w:pPr>
-      <w:r>
-        <w:rPr>
-          <w:rtl w:val="0"/>
-        </w:rPr>
-      </w:r>
-    </w:p>
-    <w:p>
-      <w:pPr>
-        <w:rPr>
-          <w:rFonts w:ascii="Roboto" w:cs="Roboto" w:eastAsia="Roboto" w:hAnsi="Roboto"/>
-          <w:sz w:val="20"/>
-          <w:szCs w:val="20"/>
+          <w:sz w:val="22"/>
+          <w:szCs w:val="22"/>
+        </w:rPr>
+      </w:pPr>
+      <w:r>
+        <w:rPr>
+          <w:rtl w:val="0"/>
+        </w:rPr>
+      </w:r>
+    </w:p>
+    <w:p>
+      <w:pPr>
+        <w:rPr>
+          <w:rFonts w:ascii="Arial" w:cs="Arial" w:eastAsia="Arial" w:hAnsi="Arial"/>
+          <w:sz w:val="22"/>
+          <w:szCs w:val="22"/>
+        </w:rPr>
+      </w:pPr>
+      <w:r>
+        <w:rPr>
+          <w:rtl w:val="0"/>
+        </w:rPr>
+      </w:r>
+    </w:p>
+    <w:p>
+      <w:pPr>
+        <w:rPr>
+          <w:rFonts w:ascii="Arial" w:cs="Arial" w:eastAsia="Arial" w:hAnsi="Arial"/>
+          <w:sz w:val="22"/>
+          <w:szCs w:val="22"/>
+        </w:rPr>
+      </w:pPr>
+      <w:r>
+        <w:rPr>
+          <w:rtl w:val="0"/>
+        </w:rPr>
+      </w:r>
+    </w:p>
+    <w:p>
+      <w:pPr>
+        <w:rPr>
+          <w:rFonts w:ascii="Arial" w:cs="Arial" w:eastAsia="Arial" w:hAnsi="Arial"/>
+          <w:sz w:val="22"/>
+          <w:szCs w:val="22"/>
         </w:rPr>
       </w:pPr>
       <w:r>
@@ -169,387 +173,211 @@
       <w:pPr>
         <w:jc w:val="both"/>
         <w:rPr>
-          <w:rFonts w:ascii="Roboto" w:cs="Roboto" w:eastAsia="Roboto" w:hAnsi="Roboto"/>
-          <w:sz w:val="20"/>
-          <w:szCs w:val="20"/>
-        </w:rPr>
-      </w:pPr>
-      <w:r>
-        <w:rPr>
-          <w:rFonts w:ascii="Roboto" w:cs="Roboto" w:eastAsia="Roboto" w:hAnsi="Roboto"/>
-          <w:sz w:val="20"/>
-          <w:szCs w:val="20"/>
-          <w:rtl w:val="0"/>
-        </w:rPr>
-        <w:t xml:space="preserve">Je soussignée</w:t>
-      </w:r>
-      <w:r>
-        <w:rPr>
-          <w:rFonts w:ascii="Roboto" w:cs="Roboto" w:eastAsia="Roboto" w:hAnsi="Roboto"/>
+          <w:rFonts w:ascii="Arial" w:cs="Arial" w:eastAsia="Arial" w:hAnsi="Arial"/>
+          <w:sz w:val="22"/>
+          <w:szCs w:val="22"/>
+        </w:rPr>
+      </w:pPr>
+      <w:r>
+        <w:rPr>
+          <w:rFonts w:ascii="Arial" w:cs="Arial" w:eastAsia="Arial" w:hAnsi="Arial"/>
+          <w:sz w:val="22"/>
+          <w:szCs w:val="22"/>
+          <w:rtl w:val="0"/>
+        </w:rPr>
+        <w:t xml:space="preserve">Je soussigné [civilite] [prenom] [nom] autorise la domiciliation de la [denomination_societe] au capital de [capital_social] en cours de formation, dans les locaux du cabinet au [num_voie_siege] [voie_siege], [cp_siege] [ville_siege] pour une durée indéterminée.</w:t>
+      </w:r>
+    </w:p>
+    <w:p>
+      <w:pPr>
+        <w:rPr>
+          <w:rFonts w:ascii="Arial" w:cs="Arial" w:eastAsia="Arial" w:hAnsi="Arial"/>
+          <w:sz w:val="22"/>
+          <w:szCs w:val="22"/>
+        </w:rPr>
+      </w:pPr>
+      <w:r>
+        <w:rPr>
+          <w:rtl w:val="0"/>
+        </w:rPr>
+      </w:r>
+    </w:p>
+    <w:p>
+      <w:pPr>
+        <w:rPr>
+          <w:rFonts w:ascii="Arial" w:cs="Arial" w:eastAsia="Arial" w:hAnsi="Arial"/>
+          <w:sz w:val="22"/>
+          <w:szCs w:val="22"/>
+        </w:rPr>
+      </w:pPr>
+      <w:r>
+        <w:rPr>
+          <w:rtl w:val="0"/>
+        </w:rPr>
+      </w:r>
+    </w:p>
+    <w:p>
+      <w:pPr>
+        <w:rPr>
+          <w:rFonts w:ascii="Arial" w:cs="Arial" w:eastAsia="Arial" w:hAnsi="Arial"/>
+          <w:sz w:val="22"/>
+          <w:szCs w:val="22"/>
+        </w:rPr>
+      </w:pPr>
+      <w:r>
+        <w:rPr>
+          <w:rtl w:val="0"/>
+        </w:rPr>
+      </w:r>
+    </w:p>
+    <w:p>
+      <w:pPr>
+        <w:rPr>
+          <w:rFonts w:ascii="Arial" w:cs="Arial" w:eastAsia="Arial" w:hAnsi="Arial"/>
+          <w:sz w:val="22"/>
+          <w:szCs w:val="22"/>
+        </w:rPr>
+      </w:pPr>
+      <w:r>
+        <w:rPr>
+          <w:rFonts w:ascii="Arial" w:cs="Arial" w:eastAsia="Arial" w:hAnsi="Arial"/>
+          <w:sz w:val="22"/>
+          <w:szCs w:val="22"/>
+          <w:rtl w:val="0"/>
+        </w:rPr>
+        <w:t xml:space="preserve">Fait à [lieu_signature], </w:t>
+      </w:r>
+    </w:p>
+    <w:p>
+      <w:pPr>
+        <w:rPr>
+          <w:rFonts w:ascii="Arial" w:cs="Arial" w:eastAsia="Arial" w:hAnsi="Arial"/>
+          <w:sz w:val="22"/>
+          <w:szCs w:val="22"/>
+        </w:rPr>
+      </w:pPr>
+      <w:r>
+        <w:rPr>
+          <w:rtl w:val="0"/>
+        </w:rPr>
+      </w:r>
+    </w:p>
+    <w:p>
+      <w:pPr>
+        <w:rPr>
+          <w:rFonts w:ascii="Arial" w:cs="Arial" w:eastAsia="Arial" w:hAnsi="Arial"/>
+          <w:color w:val="ff0000"/>
+          <w:sz w:val="22"/>
+          <w:szCs w:val="22"/>
+        </w:rPr>
+      </w:pPr>
+      <w:r>
+        <w:rPr>
+          <w:rFonts w:ascii="Arial" w:cs="Arial" w:eastAsia="Arial" w:hAnsi="Arial"/>
+          <w:sz w:val="22"/>
+          <w:szCs w:val="22"/>
+          <w:rtl w:val="0"/>
+        </w:rPr>
+        <w:t xml:space="preserve">Le [date_signature]</w:t>
+      </w:r>
+      <w:r>
+        <w:rPr>
+          <w:rtl w:val="0"/>
+        </w:rPr>
+      </w:r>
+    </w:p>
+    <w:p>
+      <w:pPr>
+        <w:rPr>
+          <w:rFonts w:ascii="Arial" w:cs="Arial" w:eastAsia="Arial" w:hAnsi="Arial"/>
+          <w:sz w:val="22"/>
+          <w:szCs w:val="22"/>
+        </w:rPr>
+      </w:pPr>
+      <w:r>
+        <w:rPr>
+          <w:rtl w:val="0"/>
+        </w:rPr>
+      </w:r>
+    </w:p>
+    <w:p>
+      <w:pPr>
+        <w:jc w:val="right"/>
+        <w:rPr>
+          <w:rFonts w:ascii="Arial" w:cs="Arial" w:eastAsia="Arial" w:hAnsi="Arial"/>
+          <w:sz w:val="22"/>
+          <w:szCs w:val="22"/>
+        </w:rPr>
+      </w:pPr>
+      <w:r>
+        <w:rPr>
+          <w:rtl w:val="0"/>
+        </w:rPr>
+      </w:r>
+    </w:p>
+    <w:p>
+      <w:pPr>
+        <w:jc w:val="right"/>
+        <w:rPr>
+          <w:rFonts w:ascii="Arial" w:cs="Arial" w:eastAsia="Arial" w:hAnsi="Arial"/>
+          <w:sz w:val="22"/>
+          <w:szCs w:val="22"/>
+        </w:rPr>
+      </w:pPr>
+      <w:r>
+        <w:rPr>
+          <w:rtl w:val="0"/>
+        </w:rPr>
+      </w:r>
+    </w:p>
+    <w:p>
+      <w:pPr>
+        <w:jc w:val="right"/>
+        <w:rPr>
+          <w:rFonts w:ascii="Arial" w:cs="Arial" w:eastAsia="Arial" w:hAnsi="Arial"/>
+          <w:sz w:val="22"/>
+          <w:szCs w:val="22"/>
+        </w:rPr>
+      </w:pPr>
+      <w:r>
+        <w:rPr>
+          <w:rtl w:val="0"/>
+        </w:rPr>
+      </w:r>
+    </w:p>
+    <w:p>
+      <w:pPr>
+        <w:jc w:val="right"/>
+        <w:rPr>
+          <w:rFonts w:ascii="Arial" w:cs="Arial" w:eastAsia="Arial" w:hAnsi="Arial"/>
+          <w:sz w:val="22"/>
+          <w:szCs w:val="22"/>
+        </w:rPr>
+      </w:pPr>
+      <w:r>
+        <w:rPr>
+          <w:rtl w:val="0"/>
+        </w:rPr>
+      </w:r>
+    </w:p>
+    <w:p>
+      <w:pPr>
+        <w:ind w:left="4248" w:firstLine="708.0000000000001"/>
+        <w:rPr>
+          <w:rFonts w:ascii="Arial" w:cs="Arial" w:eastAsia="Arial" w:hAnsi="Arial"/>
           <w:color w:val="ee0000"/>
-          <w:sz w:val="20"/>
-          <w:szCs w:val="20"/>
-          <w:rtl w:val="0"/>
-        </w:rPr>
-        <w:t xml:space="preserve"> [civilite] [prenom] [nom]</w:t>
-      </w:r>
-      <w:r>
-        <w:rPr>
-          <w:rFonts w:ascii="Roboto" w:cs="Roboto" w:eastAsia="Roboto" w:hAnsi="Roboto"/>
-          <w:sz w:val="20"/>
-          <w:szCs w:val="20"/>
-          <w:rtl w:val="0"/>
-        </w:rPr>
-        <w:t xml:space="preserve"> autorise la domiciliation de</w:t>
-      </w:r>
-      <w:sdt>
-        <w:sdtPr>
-          <w:id w:val="538241542"/>
-          <w:tag w:val="goog_rdk_0"/>
-        </w:sdtPr>
-        <w:sdtContent>
-          <w:ins w:author="Albane Lallemand" w:id="0" w:date="2026-04-30T12:46:14Z">
-            <w:r>
-              <w:rPr>
-                <w:rFonts w:ascii="Roboto" w:cs="Roboto" w:eastAsia="Roboto" w:hAnsi="Roboto"/>
-                <w:sz w:val="20"/>
-                <w:szCs w:val="20"/>
-                <w:rtl w:val="0"/>
-              </w:rPr>
-              <w:t xml:space="preserve"> la Société</w:t>
-            </w:r>
-          </w:ins>
-        </w:sdtContent>
-      </w:sdt>
-      <w:r>
-        <w:rPr>
-          <w:rFonts w:ascii="Roboto" w:cs="Roboto" w:eastAsia="Roboto" w:hAnsi="Roboto"/>
-          <w:sz w:val="20"/>
-          <w:szCs w:val="20"/>
-          <w:rtl w:val="0"/>
-        </w:rPr>
-        <w:t xml:space="preserve"> </w:t>
-      </w:r>
-      <w:r>
-        <w:rPr>
-          <w:rFonts w:ascii="Roboto" w:cs="Roboto" w:eastAsia="Roboto" w:hAnsi="Roboto"/>
-          <w:color w:val="ff0000"/>
-          <w:sz w:val="20"/>
-          <w:szCs w:val="20"/>
-          <w:rtl w:val="0"/>
-        </w:rPr>
-        <w:t xml:space="preserve">[denomination_societe]</w:t>
-      </w:r>
-      <w:r>
-        <w:rPr>
-          <w:rFonts w:ascii="Roboto" w:cs="Roboto" w:eastAsia="Roboto" w:hAnsi="Roboto"/>
-          <w:sz w:val="20"/>
-          <w:szCs w:val="20"/>
-          <w:rtl w:val="0"/>
-        </w:rPr>
-        <w:t xml:space="preserve"> au capital de </w:t>
-      </w:r>
-      <w:r>
-        <w:rPr>
-          <w:rFonts w:ascii="Roboto" w:cs="Roboto" w:eastAsia="Roboto" w:hAnsi="Roboto"/>
-          <w:color w:val="ff0000"/>
-          <w:sz w:val="20"/>
-          <w:szCs w:val="20"/>
-          <w:rtl w:val="0"/>
-        </w:rPr>
-        <w:t xml:space="preserve">[capital_social]</w:t>
-      </w:r>
-      <w:r>
-        <w:rPr>
-          <w:rFonts w:ascii="Roboto" w:cs="Roboto" w:eastAsia="Roboto" w:hAnsi="Roboto"/>
-          <w:sz w:val="20"/>
-          <w:szCs w:val="20"/>
-          <w:rtl w:val="0"/>
-        </w:rPr>
-        <w:t xml:space="preserve"> € en cours de formation, dans les locaux du cabinet au [num_voie_siege] [voie_siege], [cp_siege] [ville_siege]</w:t>
-      </w:r>
-      <w:r>
-        <w:rPr>
-          <w:rFonts w:ascii="Roboto" w:cs="Roboto" w:eastAsia="Roboto" w:hAnsi="Roboto"/>
-          <w:color w:val="ee0000"/>
-          <w:sz w:val="20"/>
-          <w:szCs w:val="20"/>
-          <w:rtl w:val="0"/>
-        </w:rPr>
-      </w:r>
-      <w:sdt>
-        <w:sdtPr>
-          <w:id w:val="2002220651"/>
-          <w:tag w:val="goog_rdk_1"/>
-        </w:sdtPr>
-        <w:sdtContent>
-          <w:ins w:author="Albane Lallemand" w:id="1" w:date="2026-04-30T12:48:00Z">
-            <w:r>
-              <w:rPr>
-                <w:rFonts w:ascii="Roboto" w:cs="Roboto" w:eastAsia="Roboto" w:hAnsi="Roboto"/>
-                <w:color w:val="ee0000"/>
-                <w:sz w:val="20"/>
-                <w:szCs w:val="20"/>
-                <w:rtl w:val="0"/>
-              </w:rPr>
-              <w:t xml:space="preserve">au</w:t>
-            </w:r>
-          </w:ins>
-        </w:sdtContent>
-      </w:sdt>
-      <w:sdt>
-        <w:sdtPr>
-          <w:id w:val="-1757844756"/>
-          <w:tag w:val="goog_rdk_2"/>
-        </w:sdtPr>
-        <w:sdtContent>
-          <w:del w:author="Albane Lallemand" w:id="1" w:date="2026-04-30T12:48:00Z">
-            <w:r>
-              <w:rPr>
-                <w:rFonts w:ascii="Roboto" w:cs="Roboto" w:eastAsia="Roboto" w:hAnsi="Roboto"/>
-                <w:color w:val="ee0000"/>
-                <w:sz w:val="20"/>
-                <w:szCs w:val="20"/>
-                <w:rtl w:val="0"/>
-              </w:rPr>
-              <w:delText xml:space="preserve">à</w:delText>
-            </w:r>
-          </w:del>
-        </w:sdtContent>
-      </w:sdt>
-      <w:r>
-        <w:rPr>
-          <w:rFonts w:ascii="Roboto" w:cs="Roboto" w:eastAsia="Roboto" w:hAnsi="Roboto"/>
-          <w:color w:val="ee0000"/>
-          <w:sz w:val="20"/>
-          <w:szCs w:val="20"/>
-          <w:rtl w:val="0"/>
-        </w:rPr>
-      </w:r>
-      <w:r>
-        <w:rPr>
-          <w:rFonts w:ascii="Roboto" w:cs="Roboto" w:eastAsia="Roboto" w:hAnsi="Roboto"/>
-          <w:color w:val="ee0000"/>
-          <w:sz w:val="20"/>
-          <w:szCs w:val="20"/>
-          <w:rtl w:val="0"/>
-        </w:rPr>
-      </w:r>
-      <w:r>
-        <w:rPr>
-          <w:rFonts w:ascii="Roboto" w:cs="Roboto" w:eastAsia="Roboto" w:hAnsi="Roboto"/>
-          <w:color w:val="ee0000"/>
-          <w:sz w:val="20"/>
-          <w:szCs w:val="20"/>
-          <w:rtl w:val="0"/>
-        </w:rPr>
-      </w:r>
-      <w:r>
-        <w:rPr>
-          <w:rFonts w:ascii="Roboto" w:cs="Roboto" w:eastAsia="Roboto" w:hAnsi="Roboto"/>
-          <w:sz w:val="20"/>
-          <w:szCs w:val="20"/>
-          <w:rtl w:val="0"/>
-        </w:rPr>
-        <w:t xml:space="preserve">, pour une durée indéterminée.</w:t>
-      </w:r>
-    </w:p>
-    <w:p>
-      <w:pPr>
-        <w:rPr>
-          <w:rFonts w:ascii="Roboto" w:cs="Roboto" w:eastAsia="Roboto" w:hAnsi="Roboto"/>
-          <w:sz w:val="20"/>
-          <w:szCs w:val="20"/>
-        </w:rPr>
-      </w:pPr>
-      <w:r>
-        <w:rPr>
-          <w:rtl w:val="0"/>
-        </w:rPr>
-      </w:r>
-    </w:p>
-    <w:p>
-      <w:pPr>
-        <w:rPr>
-          <w:rFonts w:ascii="Roboto" w:cs="Roboto" w:eastAsia="Roboto" w:hAnsi="Roboto"/>
-          <w:sz w:val="20"/>
-          <w:szCs w:val="20"/>
-        </w:rPr>
-      </w:pPr>
-      <w:r>
-        <w:rPr>
-          <w:rtl w:val="0"/>
-        </w:rPr>
-      </w:r>
-    </w:p>
-    <w:p>
-      <w:pPr>
-        <w:rPr>
-          <w:rFonts w:ascii="Roboto" w:cs="Roboto" w:eastAsia="Roboto" w:hAnsi="Roboto"/>
-          <w:sz w:val="20"/>
-          <w:szCs w:val="20"/>
-        </w:rPr>
-      </w:pPr>
-      <w:r>
-        <w:rPr>
-          <w:rtl w:val="0"/>
-        </w:rPr>
-      </w:r>
-    </w:p>
-    <w:p>
-      <w:pPr>
-        <w:rPr>
-          <w:rFonts w:ascii="Roboto" w:cs="Roboto" w:eastAsia="Roboto" w:hAnsi="Roboto"/>
-          <w:sz w:val="20"/>
-          <w:szCs w:val="20"/>
-        </w:rPr>
-      </w:pPr>
-      <w:r>
-        <w:rPr>
-          <w:rFonts w:ascii="Roboto" w:cs="Roboto" w:eastAsia="Roboto" w:hAnsi="Roboto"/>
-          <w:sz w:val="20"/>
-          <w:szCs w:val="20"/>
-          <w:rtl w:val="0"/>
-        </w:rPr>
-        <w:t xml:space="preserve">Fait à [lieu_signature]</w:t>
-      </w:r>
-    </w:p>
-    <w:p>
-      <w:pPr>
-        <w:rPr>
-          <w:rFonts w:ascii="Roboto" w:cs="Roboto" w:eastAsia="Roboto" w:hAnsi="Roboto"/>
-          <w:sz w:val="20"/>
-          <w:szCs w:val="20"/>
-        </w:rPr>
-      </w:pPr>
-      <w:r>
-        <w:rPr>
-          <w:rtl w:val="0"/>
-        </w:rPr>
-      </w:r>
-    </w:p>
-    <w:p>
-      <w:pPr>
-        <w:rPr>
-          <w:rFonts w:ascii="Roboto" w:cs="Roboto" w:eastAsia="Roboto" w:hAnsi="Roboto"/>
-          <w:color w:val="ff0000"/>
-          <w:sz w:val="20"/>
-          <w:szCs w:val="20"/>
-        </w:rPr>
-      </w:pPr>
-      <w:r>
-        <w:rPr>
-          <w:rFonts w:ascii="Roboto" w:cs="Roboto" w:eastAsia="Roboto" w:hAnsi="Roboto"/>
-          <w:sz w:val="20"/>
-          <w:szCs w:val="20"/>
-          <w:rtl w:val="0"/>
-        </w:rPr>
-        <w:t xml:space="preserve">Le </w:t>
-      </w:r>
-      <w:r>
-        <w:rPr>
-          <w:rFonts w:ascii="Roboto" w:cs="Roboto" w:eastAsia="Roboto" w:hAnsi="Roboto"/>
-          <w:color w:val="ff0000"/>
-          <w:sz w:val="20"/>
-          <w:szCs w:val="20"/>
-          <w:rtl w:val="0"/>
-        </w:rPr>
-        <w:t xml:space="preserve">[date_signature]</w:t>
-      </w:r>
-    </w:p>
-    <w:p>
-      <w:pPr>
-        <w:rPr>
-          <w:rFonts w:ascii="Roboto" w:cs="Roboto" w:eastAsia="Roboto" w:hAnsi="Roboto"/>
-          <w:sz w:val="20"/>
-          <w:szCs w:val="20"/>
-        </w:rPr>
-      </w:pPr>
-      <w:r>
-        <w:rPr>
-          <w:rtl w:val="0"/>
-        </w:rPr>
-      </w:r>
-    </w:p>
-    <w:p>
-      <w:pPr>
-        <w:jc w:val="right"/>
-        <w:rPr>
-          <w:rFonts w:ascii="Roboto" w:cs="Roboto" w:eastAsia="Roboto" w:hAnsi="Roboto"/>
-          <w:sz w:val="20"/>
-          <w:szCs w:val="20"/>
-        </w:rPr>
-      </w:pPr>
-      <w:r>
-        <w:rPr>
-          <w:rtl w:val="0"/>
-        </w:rPr>
-      </w:r>
-    </w:p>
-    <w:p>
-      <w:pPr>
-        <w:jc w:val="right"/>
-        <w:rPr>
-          <w:rFonts w:ascii="Roboto" w:cs="Roboto" w:eastAsia="Roboto" w:hAnsi="Roboto"/>
-          <w:sz w:val="20"/>
-          <w:szCs w:val="20"/>
-        </w:rPr>
-      </w:pPr>
-      <w:r>
-        <w:rPr>
-          <w:rtl w:val="0"/>
-        </w:rPr>
-      </w:r>
-    </w:p>
-    <w:p>
-      <w:pPr>
-        <w:jc w:val="right"/>
-        <w:rPr>
-          <w:rFonts w:ascii="Roboto" w:cs="Roboto" w:eastAsia="Roboto" w:hAnsi="Roboto"/>
-          <w:sz w:val="20"/>
-          <w:szCs w:val="20"/>
-        </w:rPr>
-      </w:pPr>
-      <w:r>
-        <w:rPr>
-          <w:rtl w:val="0"/>
-        </w:rPr>
-      </w:r>
-    </w:p>
-    <w:p>
-      <w:pPr>
-        <w:jc w:val="right"/>
-        <w:rPr>
-          <w:rFonts w:ascii="Roboto" w:cs="Roboto" w:eastAsia="Roboto" w:hAnsi="Roboto"/>
-          <w:sz w:val="20"/>
-          <w:szCs w:val="20"/>
-        </w:rPr>
-      </w:pPr>
-      <w:r>
-        <w:rPr>
-          <w:rtl w:val="0"/>
-        </w:rPr>
-      </w:r>
-    </w:p>
-    <w:p>
-      <w:pPr>
-        <w:ind w:left="4248" w:firstLine="708.0000000000001"/>
-        <w:rPr>
-          <w:rFonts w:ascii="Roboto" w:cs="Roboto" w:eastAsia="Roboto" w:hAnsi="Roboto"/>
-          <w:color w:val="ee0000"/>
-          <w:sz w:val="20"/>
-          <w:szCs w:val="20"/>
-        </w:rPr>
-      </w:pPr>
-      <w:r>
-        <w:rPr>
-          <w:rFonts w:ascii="Roboto" w:cs="Roboto" w:eastAsia="Roboto" w:hAnsi="Roboto"/>
-          <w:color w:val="ee0000"/>
-          <w:sz w:val="20"/>
-          <w:szCs w:val="20"/>
-          <w:rtl w:val="0"/>
-        </w:rPr>
-        <w:t xml:space="preserve">[civilite] [prenom] [nom]</w:t>
+          <w:sz w:val="22"/>
+          <w:szCs w:val="22"/>
+        </w:rPr>
+      </w:pPr>
+      <w:r>
+        <w:rPr>
+          <w:rFonts w:ascii="Arial" w:cs="Arial" w:eastAsia="Arial" w:hAnsi="Arial"/>
+          <w:sz w:val="22"/>
+          <w:szCs w:val="22"/>
+          <w:rtl w:val="0"/>
+        </w:rPr>
+        <w:t xml:space="preserve">[prenom] [nom]</w:t>
       </w:r>
       <w:r>
         <w:rPr>
@@ -558,12 +386,108 @@
       </w:r>
     </w:p>
     <w:sectPr>
+      <w:headerReference r:id="rId7" w:type="default"/>
+      <w:headerReference r:id="rId8" w:type="first"/>
+      <w:headerReference r:id="rId9" w:type="even"/>
+      <w:footerReference r:id="rId10" w:type="default"/>
+      <w:footerReference r:id="rId11" w:type="first"/>
+      <w:footerReference r:id="rId12" w:type="even"/>
       <w:pgSz w:h="16838" w:w="11906" w:orient="portrait"/>
       <w:pgMar w:bottom="1417" w:top="1417" w:left="1417" w:right="1417" w:header="708" w:footer="708"/>
       <w:pgNumType w:start="1"/>
     </w:sectPr>
   </w:body>
 </w:document>
+</file>
+
+<file path=word/footer1.xml><?xml version="1.0" encoding="utf-8"?>
+<w:ftr xmlns:mc="http://schemas.openxmlformats.org/markup-compatibility/2006" xmlns:o="urn:schemas-microsoft-com:office:office" xmlns:r="http://schemas.openxmlformats.org/officeDocument/2006/relationships" xmlns:m="http://schemas.openxmlformats.org/officeDocument/2006/math" xmlns:v="urn:schemas-microsoft-com:vml" xmlns:wp="http://schemas.openxmlformats.org/drawingml/2006/wordprocessingDrawing" xmlns:w10="urn:schemas-microsoft-com:office:word" xmlns:w="http://schemas.openxmlformats.org/wordprocessingml/2006/main" xmlns:wne="http://schemas.microsoft.com/office/word/2006/wordml" xmlns:sl="http://schemas.openxmlformats.org/schemaLibrary/2006/main" xmlns:a="http://schemas.openxmlformats.org/drawingml/2006/main" xmlns:pic="http://schemas.openxmlformats.org/drawingml/2006/picture" xmlns:c="http://schemas.openxmlformats.org/drawingml/2006/chart" xmlns:lc="http://schemas.openxmlformats.org/drawingml/2006/lockedCanvas" xmlns:dgm="http://schemas.openxmlformats.org/drawingml/2006/diagram" xmlns:wps="http://schemas.microsoft.com/office/word/2010/wordprocessingShape" xmlns:wpg="http://schemas.microsoft.com/office/word/2010/wordprocessingGroup" xmlns:w14="http://schemas.microsoft.com/office/word/2010/wordml" xmlns:w15="http://schemas.microsoft.com/office/word/2012/wordml" xmlns:w16="http://schemas.microsoft.com/office/word/2018/wordml" xmlns:w16cex="http://schemas.microsoft.com/office/word/2018/wordml/cex" xmlns:w16cid="http://schemas.microsoft.com/office/word/2016/wordml/cid" xmlns="http://schemas.microsoft.com/office/tasks/2019/documenttasks" xmlns:cr="http://schemas.microsoft.com/office/comments/2020/reactions">
+  <w:p>
+    <w:pPr>
+      <w:rPr/>
+    </w:pPr>
+    <w:r>
+      <w:rPr>
+        <w:rtl w:val="0"/>
+      </w:rPr>
+    </w:r>
+  </w:p>
+</w:ftr>
+</file>
+
+<file path=word/footer2.xml><?xml version="1.0" encoding="utf-8"?>
+<w:ftr xmlns:mc="http://schemas.openxmlformats.org/markup-compatibility/2006" xmlns:o="urn:schemas-microsoft-com:office:office" xmlns:r="http://schemas.openxmlformats.org/officeDocument/2006/relationships" xmlns:m="http://schemas.openxmlformats.org/officeDocument/2006/math" xmlns:v="urn:schemas-microsoft-com:vml" xmlns:wp="http://schemas.openxmlformats.org/drawingml/2006/wordprocessingDrawing" xmlns:w10="urn:schemas-microsoft-com:office:word" xmlns:w="http://schemas.openxmlformats.org/wordprocessingml/2006/main" xmlns:wne="http://schemas.microsoft.com/office/word/2006/wordml" xmlns:sl="http://schemas.openxmlformats.org/schemaLibrary/2006/main" xmlns:a="http://schemas.openxmlformats.org/drawingml/2006/main" xmlns:pic="http://schemas.openxmlformats.org/drawingml/2006/picture" xmlns:c="http://schemas.openxmlformats.org/drawingml/2006/chart" xmlns:lc="http://schemas.openxmlformats.org/drawingml/2006/lockedCanvas" xmlns:dgm="http://schemas.openxmlformats.org/drawingml/2006/diagram" xmlns:wps="http://schemas.microsoft.com/office/word/2010/wordprocessingShape" xmlns:wpg="http://schemas.microsoft.com/office/word/2010/wordprocessingGroup" xmlns:w14="http://schemas.microsoft.com/office/word/2010/wordml" xmlns:w15="http://schemas.microsoft.com/office/word/2012/wordml" xmlns:w16="http://schemas.microsoft.com/office/word/2018/wordml" xmlns:w16cex="http://schemas.microsoft.com/office/word/2018/wordml/cex" xmlns:w16cid="http://schemas.microsoft.com/office/word/2016/wordml/cid" xmlns="http://schemas.microsoft.com/office/tasks/2019/documenttasks" xmlns:cr="http://schemas.microsoft.com/office/comments/2020/reactions">
+  <w:p>
+    <w:pPr>
+      <w:rPr/>
+    </w:pPr>
+    <w:r>
+      <w:rPr>
+        <w:rtl w:val="0"/>
+      </w:rPr>
+    </w:r>
+  </w:p>
+</w:ftr>
+</file>
+
+<file path=word/footer3.xml><?xml version="1.0" encoding="utf-8"?>
+<w:ftr xmlns:mc="http://schemas.openxmlformats.org/markup-compatibility/2006" xmlns:o="urn:schemas-microsoft-com:office:office" xmlns:r="http://schemas.openxmlformats.org/officeDocument/2006/relationships" xmlns:m="http://schemas.openxmlformats.org/officeDocument/2006/math" xmlns:v="urn:schemas-microsoft-com:vml" xmlns:wp="http://schemas.openxmlformats.org/drawingml/2006/wordprocessingDrawing" xmlns:w10="urn:schemas-microsoft-com:office:word" xmlns:w="http://schemas.openxmlformats.org/wordprocessingml/2006/main" xmlns:wne="http://schemas.microsoft.com/office/word/2006/wordml" xmlns:sl="http://schemas.openxmlformats.org/schemaLibrary/2006/main" xmlns:a="http://schemas.openxmlformats.org/drawingml/2006/main" xmlns:pic="http://schemas.openxmlformats.org/drawingml/2006/picture" xmlns:c="http://schemas.openxmlformats.org/drawingml/2006/chart" xmlns:lc="http://schemas.openxmlformats.org/drawingml/2006/lockedCanvas" xmlns:dgm="http://schemas.openxmlformats.org/drawingml/2006/diagram" xmlns:wps="http://schemas.microsoft.com/office/word/2010/wordprocessingShape" xmlns:wpg="http://schemas.microsoft.com/office/word/2010/wordprocessingGroup" xmlns:w14="http://schemas.microsoft.com/office/word/2010/wordml" xmlns:w15="http://schemas.microsoft.com/office/word/2012/wordml" xmlns:w16="http://schemas.microsoft.com/office/word/2018/wordml" xmlns:w16cex="http://schemas.microsoft.com/office/word/2018/wordml/cex" xmlns:w16cid="http://schemas.microsoft.com/office/word/2016/wordml/cid" xmlns="http://schemas.microsoft.com/office/tasks/2019/documenttasks" xmlns:cr="http://schemas.microsoft.com/office/comments/2020/reactions">
+  <w:p>
+    <w:pPr>
+      <w:rPr/>
+    </w:pPr>
+    <w:r>
+      <w:rPr>
+        <w:rtl w:val="0"/>
+      </w:rPr>
+    </w:r>
+  </w:p>
+</w:ftr>
+</file>
+
+<file path=word/header1.xml><?xml version="1.0" encoding="utf-8"?>
+<w:hdr xmlns:mc="http://schemas.openxmlformats.org/markup-compatibility/2006" xmlns:o="urn:schemas-microsoft-com:office:office" xmlns:r="http://schemas.openxmlformats.org/officeDocument/2006/relationships" xmlns:m="http://schemas.openxmlformats.org/officeDocument/2006/math" xmlns:v="urn:schemas-microsoft-com:vml" xmlns:wp="http://schemas.openxmlformats.org/drawingml/2006/wordprocessingDrawing" xmlns:w10="urn:schemas-microsoft-com:office:word" xmlns:w="http://schemas.openxmlformats.org/wordprocessingml/2006/main" xmlns:wne="http://schemas.microsoft.com/office/word/2006/wordml" xmlns:sl="http://schemas.openxmlformats.org/schemaLibrary/2006/main" xmlns:a="http://schemas.openxmlformats.org/drawingml/2006/main" xmlns:pic="http://schemas.openxmlformats.org/drawingml/2006/picture" xmlns:c="http://schemas.openxmlformats.org/drawingml/2006/chart" xmlns:lc="http://schemas.openxmlformats.org/drawingml/2006/lockedCanvas" xmlns:dgm="http://schemas.openxmlformats.org/drawingml/2006/diagram" xmlns:wps="http://schemas.microsoft.com/office/word/2010/wordprocessingShape" xmlns:wpg="http://schemas.microsoft.com/office/word/2010/wordprocessingGroup" xmlns:w14="http://schemas.microsoft.com/office/word/2010/wordml" xmlns:w15="http://schemas.microsoft.com/office/word/2012/wordml" xmlns:w16="http://schemas.microsoft.com/office/word/2018/wordml" xmlns:w16cex="http://schemas.microsoft.com/office/word/2018/wordml/cex" xmlns:w16cid="http://schemas.microsoft.com/office/word/2016/wordml/cid" xmlns="http://schemas.microsoft.com/office/tasks/2019/documenttasks" xmlns:cr="http://schemas.microsoft.com/office/comments/2020/reactions">
+  <w:p>
+    <w:pPr>
+      <w:rPr/>
+    </w:pPr>
+    <w:r>
+      <w:rPr>
+        <w:rtl w:val="0"/>
+      </w:rPr>
+    </w:r>
+  </w:p>
+</w:hdr>
+</file>
+
+<file path=word/header2.xml><?xml version="1.0" encoding="utf-8"?>
+<w:hdr xmlns:mc="http://schemas.openxmlformats.org/markup-compatibility/2006" xmlns:o="urn:schemas-microsoft-com:office:office" xmlns:r="http://schemas.openxmlformats.org/officeDocument/2006/relationships" xmlns:m="http://schemas.openxmlformats.org/officeDocument/2006/math" xmlns:v="urn:schemas-microsoft-com:vml" xmlns:wp="http://schemas.openxmlformats.org/drawingml/2006/wordprocessingDrawing" xmlns:w10="urn:schemas-microsoft-com:office:word" xmlns:w="http://schemas.openxmlformats.org/wordprocessingml/2006/main" xmlns:wne="http://schemas.microsoft.com/office/word/2006/wordml" xmlns:sl="http://schemas.openxmlformats.org/schemaLibrary/2006/main" xmlns:a="http://schemas.openxmlformats.org/drawingml/2006/main" xmlns:pic="http://schemas.openxmlformats.org/drawingml/2006/picture" xmlns:c="http://schemas.openxmlformats.org/drawingml/2006/chart" xmlns:lc="http://schemas.openxmlformats.org/drawingml/2006/lockedCanvas" xmlns:dgm="http://schemas.openxmlformats.org/drawingml/2006/diagram" xmlns:wps="http://schemas.microsoft.com/office/word/2010/wordprocessingShape" xmlns:wpg="http://schemas.microsoft.com/office/word/2010/wordprocessingGroup" xmlns:w14="http://schemas.microsoft.com/office/word/2010/wordml" xmlns:w15="http://schemas.microsoft.com/office/word/2012/wordml" xmlns:w16="http://schemas.microsoft.com/office/word/2018/wordml" xmlns:w16cex="http://schemas.microsoft.com/office/word/2018/wordml/cex" xmlns:w16cid="http://schemas.microsoft.com/office/word/2016/wordml/cid" xmlns="http://schemas.microsoft.com/office/tasks/2019/documenttasks" xmlns:cr="http://schemas.microsoft.com/office/comments/2020/reactions">
+  <w:p>
+    <w:pPr>
+      <w:rPr/>
+    </w:pPr>
+    <w:r>
+      <w:rPr>
+        <w:rtl w:val="0"/>
+      </w:rPr>
+    </w:r>
+  </w:p>
+</w:hdr>
+</file>
+
+<file path=word/header3.xml><?xml version="1.0" encoding="utf-8"?>
+<w:hdr xmlns:mc="http://schemas.openxmlformats.org/markup-compatibility/2006" xmlns:o="urn:schemas-microsoft-com:office:office" xmlns:r="http://schemas.openxmlformats.org/officeDocument/2006/relationships" xmlns:m="http://schemas.openxmlformats.org/officeDocument/2006/math" xmlns:v="urn:schemas-microsoft-com:vml" xmlns:wp="http://schemas.openxmlformats.org/drawingml/2006/wordprocessingDrawing" xmlns:w10="urn:schemas-microsoft-com:office:word" xmlns:w="http://schemas.openxmlformats.org/wordprocessingml/2006/main" xmlns:wne="http://schemas.microsoft.com/office/word/2006/wordml" xmlns:sl="http://schemas.openxmlformats.org/schemaLibrary/2006/main" xmlns:a="http://schemas.openxmlformats.org/drawingml/2006/main" xmlns:pic="http://schemas.openxmlformats.org/drawingml/2006/picture" xmlns:c="http://schemas.openxmlformats.org/drawingml/2006/chart" xmlns:lc="http://schemas.openxmlformats.org/drawingml/2006/lockedCanvas" xmlns:dgm="http://schemas.openxmlformats.org/drawingml/2006/diagram" xmlns:wps="http://schemas.microsoft.com/office/word/2010/wordprocessingShape" xmlns:wpg="http://schemas.microsoft.com/office/word/2010/wordprocessingGroup" xmlns:w14="http://schemas.microsoft.com/office/word/2010/wordml" xmlns:w15="http://schemas.microsoft.com/office/word/2012/wordml" xmlns:w16="http://schemas.microsoft.com/office/word/2018/wordml" xmlns:w16cex="http://schemas.microsoft.com/office/word/2018/wordml/cex" xmlns:w16cid="http://schemas.microsoft.com/office/word/2016/wordml/cid" xmlns="http://schemas.microsoft.com/office/tasks/2019/documenttasks" xmlns:cr="http://schemas.microsoft.com/office/comments/2020/reactions">
+  <w:p>
+    <w:pPr>
+      <w:rPr/>
+    </w:pPr>
+    <w:r>
+      <w:rPr>
+        <w:rtl w:val="0"/>
+      </w:rPr>
+    </w:r>
+  </w:p>
+</w:hdr>
 </file>
 
 <file path=word/numbering.xml><?xml version="1.0" encoding="utf-8"?>
@@ -1068,7 +992,7 @@
 
 <file path=customXML/item1.xml><?xml version="1.0" encoding="utf-8"?>
 <go:gDocsCustomXmlDataStorage xmlns:go="http://customooxmlschemas.google.com/" xmlns:r="http://schemas.openxmlformats.org/officeDocument/2006/relationships" uri="GoogleDocsCustomDataVersion2">
-  <go:docsCustomData xmlns:go="http://customooxmlschemas.google.com/" roundtripDataSignature="AMtx7mjjH39wXk8Xdwp38XbHfRJYqkunnQ==">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</go:docsCustomData>
+  <go:docsCustomData xmlns:go="http://customooxmlschemas.google.com/" roundtripDataSignature="AMtx7mjnrYEDILeC80drb1CauLIAGdm6lA==">CgMxLjA4AHIhMVZGQWFjamVxRUx3X3UtMnA0amZYa0hQWXZrZW12d2w0</go:docsCustomData>
 </go:gDocsCustomXmlDataStorage>
 </file>
 
